--- a/docs/06_Repository-Structure.docx
+++ b/docs/06_Repository-Structure.docx
@@ -113,7 +113,7 @@
           <w:sz w:val="20"/>
           <w:szCs w:val="20"/>
         </w:rPr>
-        <w:t xml:space="preserve">Version 1.0  ·  LOCKED</w:t>
+        <w:t>Version 1.1  ·  кодтой тулгасан (2026-09-07)</w:t>
       </w:r>
     </w:p>
     <w:p>
@@ -301,7 +301,7 @@
           <w:sz w:val="18"/>
           <w:szCs w:val="18"/>
         </w:rPr>
-        <w:t xml:space="preserve">    cli/                   # cobra командууд (scan, report, update, version)</w:t>
+        <w:t xml:space="preserve">    cli/                   # командууд (scan, report, gate, doctor, verify-lab, version) — stdlib flag</w:t>
       </w:r>
     </w:p>
     <w:p>
@@ -571,7 +571,7 @@
           <w:sz w:val="18"/>
           <w:szCs w:val="18"/>
         </w:rPr>
-        <w:t xml:space="preserve">    updater/               # download + verify (cosign) + lock</w:t>
+        <w:t xml:space="preserve">    orchestrator/          # Collect (зэрэгцээ scan + ScannerRun) + Process (normalize/dedup/score)</w:t>
       </w:r>
     </w:p>
     <w:p>
@@ -1525,7 +1525,7 @@
                 <w:sz w:val="18"/>
                 <w:szCs w:val="18"/>
               </w:rPr>
-              <w:t xml:space="preserve">updater</w:t>
+              <w:t>orchestrator</w:t>
             </w:r>
           </w:p>
         </w:tc>
@@ -1553,7 +1553,7 @@
                 <w:sz w:val="18"/>
                 <w:szCs w:val="18"/>
               </w:rPr>
-              <w:t xml:space="preserve">Binary татах, checksum + cosign баталгаажуулах, tools.lock.yaml.</w:t>
+              <w:t>Collect: adapter бүрийг зэрэг ажиллуулж ScannerRun бүртгэнэ. Process: normalize -&gt; dedup -&gt; blind-shot -&gt; score -&gt; ScanResult.</w:t>
             </w:r>
           </w:p>
         </w:tc>
@@ -2177,7 +2177,7 @@
                 <w:sz w:val="18"/>
                 <w:szCs w:val="18"/>
               </w:rPr>
-              <w:t xml:space="preserve">k8s.io/client-go</w:t>
+              <w:t>(хамааралгүй)</w:t>
             </w:r>
           </w:p>
         </w:tc>
@@ -2205,7 +2205,7 @@
                 <w:sz w:val="18"/>
                 <w:szCs w:val="18"/>
               </w:rPr>
-              <w:t xml:space="preserve">Kubernetes API харилцаа (Mode B)</w:t>
+              <w:t>v1-д k8s.io/client-go ХЭРЭГГҮЙ: cluster-т scanner CLI-ууд өөрсдөө холбогдоно, tatar-kuber зөвхөн тэдгээрийг зохион байгуулна. Go хамаарал: gopkg.in/yaml.v3 ГАНЦ.</w:t>
             </w:r>
           </w:p>
         </w:tc>
@@ -2511,13 +2511,12 @@
           <w:b/>
           <w:bCs/>
         </w:rPr>
-        <w:t xml:space="preserve">Тэмдэглэл: </w:t>
-      </w:r>
-      <w:r>
-        <w:rPr>
-          <w:rFonts w:ascii="Calibri" w:cs="Calibri" w:eastAsia="Calibri" w:hAnsi="Calibri"/>
-        </w:rPr>
-        <w:t xml:space="preserve">Scanner-ууд embed хийгдэхгүй — тусад нь татагдана (tatar-kuber update). Энэ нь лицензийг цэвэр байлгаж (Trivy/Kubescape/Checkov Apache-2.0), binary хэмжээг багасгана.</w:t>
+        <w:t>Тэмдэглэл: Scanner-ууд embed хийгдэхгүй — тусад нь суулгагдана. Энэ нь лицензийг цэвэр байлгана (Trivy/Kubescape/Checkov Apache-2.0). ХАРИН canonical registry (schema/canonical-controls.yaml) нь go:embed-ээр binary дотор шигтгэгдсэн тул суулгасан binary дангаараа ажиллана (--registry зөвхөн дарж бичихэд)., binary хэмжээг багасгана.</w:t>
+      </w:r>
+      <w:r>
+        <w:rPr>
+          <w:rFonts w:ascii="Calibri" w:cs="Calibri" w:eastAsia="Calibri" w:hAnsi="Calibri"/>
+        </w:rPr>
       </w:r>
     </w:p>
     <w:p>
@@ -2839,6 +2838,118 @@
           <w:rFonts w:ascii="Calibri" w:cs="Calibri" w:eastAsia="Calibri" w:hAnsi="Calibri"/>
         </w:rPr>
         <w:t xml:space="preserve">Хувилбарлалт: semver. canonical-controls.yaml болон finding schema тус бүрийн хувилбартай.</w:t>
+      </w:r>
+    </w:p>
+    <w:p>
+      <w:pPr>
+        <w:pStyle w:val="Heading1"/>
+        <w:numPr>
+          <w:ilvl w:val="0"/>
+          <w:numId w:val="1"/>
+        </w:numPr>
+        <w:spacing w:after="70" w:line="268"/>
+      </w:pPr>
+      <w:r>
+        <w:rPr>
+          <w:rFonts w:ascii="Calibri" w:cs="Calibri" w:eastAsia="Calibri" w:hAnsi="Calibri"/>
+        </w:rPr>
+        <w:t>Хувилбарын тэмдэглэл — v1.1 (2026-09-07)</w:t>
+      </w:r>
+    </w:p>
+    <w:p>
+      <w:pPr>
+        <w:pStyle w:val="ListParagraph"/>
+        <w:numPr>
+          <w:ilvl w:val="0"/>
+          <w:numId w:val="1"/>
+        </w:numPr>
+        <w:spacing w:after="70" w:line="268"/>
+      </w:pPr>
+      <w:r>
+        <w:rPr>
+          <w:rFonts w:ascii="Calibri" w:cs="Calibri" w:eastAsia="Calibri" w:hAnsi="Calibri"/>
+        </w:rPr>
+        <w:t>• updater/ пакет байхгүй (update команд v2-т). Түүний оронд orchestrator/ бүртгэгдэв: Collect (зэрэгцээ scan + ScannerRun) ба Process (normalize/dedup/blind-shot/score).</w:t>
+      </w:r>
+    </w:p>
+    <w:p>
+      <w:pPr>
+        <w:pStyle w:val="ListParagraph"/>
+        <w:numPr>
+          <w:ilvl w:val="0"/>
+          <w:numId w:val="1"/>
+        </w:numPr>
+        <w:spacing w:after="70" w:line="268"/>
+      </w:pPr>
+      <w:r>
+        <w:rPr>
+          <w:rFonts w:ascii="Calibri" w:cs="Calibri" w:eastAsia="Calibri" w:hAnsi="Calibri"/>
+        </w:rPr>
+        <w:t>• internal/kube/ УСТСАН. v1-д k8s.io/client-go хамаарал хэрэггүй — scanner CLI-ууд cluster-т өөрсдөө холбогдоно. Go хамаарал ГАНЦ: gopkg.in/yaml.v3.</w:t>
+      </w:r>
+    </w:p>
+    <w:p>
+      <w:pPr>
+        <w:pStyle w:val="ListParagraph"/>
+        <w:numPr>
+          <w:ilvl w:val="0"/>
+          <w:numId w:val="1"/>
+        </w:numPr>
+        <w:spacing w:after="70" w:line="268"/>
+      </w:pPr>
+      <w:r>
+        <w:rPr>
+          <w:rFonts w:ascii="Calibri" w:cs="Calibri" w:eastAsia="Calibri" w:hAnsi="Calibri"/>
+        </w:rPr>
+        <w:t>• cli/ нь cobra биш stdlib flag дээр (scan, report, gate, doctor, verify-lab, version).</w:t>
+      </w:r>
+    </w:p>
+    <w:p>
+      <w:pPr>
+        <w:pStyle w:val="ListParagraph"/>
+        <w:numPr>
+          <w:ilvl w:val="0"/>
+          <w:numId w:val="1"/>
+        </w:numPr>
+        <w:spacing w:after="70" w:line="268"/>
+      </w:pPr>
+      <w:r>
+        <w:rPr>
+          <w:rFonts w:ascii="Calibri" w:cs="Calibri" w:eastAsia="Calibri" w:hAnsi="Calibri"/>
+        </w:rPr>
+        <w:t>• Тест: 15 пакет (internal/cli-д E2E тест нэмэгдсэн: scan -&gt; report -&gt; gate, флагийн семантик). internal/canonical-д дөрвөн scanner бүрийн зураглалын утгыг upstream-тай тулгах meaning-lock тестүүд.</w:t>
+      </w:r>
+    </w:p>
+    <w:p>
+      <w:pPr>
+        <w:pStyle w:val="ListParagraph"/>
+        <w:numPr>
+          <w:ilvl w:val="0"/>
+          <w:numId w:val="1"/>
+        </w:numPr>
+        <w:spacing w:after="70" w:line="268"/>
+      </w:pPr>
+      <w:r>
+        <w:rPr>
+          <w:rFonts w:ascii="Calibri" w:cs="Calibri" w:eastAsia="Calibri" w:hAnsi="Calibri"/>
+        </w:rPr>
+        <w:t>• CI workflow: ci.yml (build/vet/test + govulncheck/gosec), real-cluster.yml (бодит kind cluster, scanner тус бүрийн шалгалт), static-scan.yml (Mode A — бодит Checkov, cluster шаардахгүй), release.yml, pages.yml, security-gate.yml.</w:t>
+      </w:r>
+    </w:p>
+    <w:p>
+      <w:pPr>
+        <w:pStyle w:val="ListParagraph"/>
+        <w:numPr>
+          <w:ilvl w:val="0"/>
+          <w:numId w:val="1"/>
+        </w:numPr>
+        <w:spacing w:after="70" w:line="268"/>
+      </w:pPr>
+      <w:r>
+        <w:rPr>
+          <w:rFonts w:ascii="Calibri" w:cs="Calibri" w:eastAsia="Calibri" w:hAnsi="Calibri"/>
+        </w:rPr>
+        <w:t>• canonical registry go:embed-ээр шигтгэгдсэн (embed.go) тул binary дангаараа ажиллана.</w:t>
       </w:r>
     </w:p>
     <w:sectPr>

--- a/docs/06_Repository-Structure.docx
+++ b/docs/06_Repository-Structure.docx
@@ -113,7 +113,7 @@
           <w:sz w:val="20"/>
           <w:szCs w:val="20"/>
         </w:rPr>
-        <w:t>Version 1.1  ·  кодтой тулгасан (2026-09-07)</w:t>
+        <w:t>Version 1.2  ·  кодтой тулгасан (2026-09-07)</w:t>
       </w:r>
     </w:p>
     <w:p>
@@ -2853,7 +2853,7 @@
         <w:rPr>
           <w:rFonts w:ascii="Calibri" w:cs="Calibri" w:eastAsia="Calibri" w:hAnsi="Calibri"/>
         </w:rPr>
-        <w:t>Хувилбарын тэмдэглэл — v1.1 (2026-09-07)</w:t>
+        <w:t>Хувилбарын тэмдэглэл — v1.1 / v1.2 (2026-09-07)</w:t>
       </w:r>
     </w:p>
     <w:p>
@@ -2950,6 +2950,54 @@
           <w:rFonts w:ascii="Calibri" w:cs="Calibri" w:eastAsia="Calibri" w:hAnsi="Calibri"/>
         </w:rPr>
         <w:t>• canonical registry go:embed-ээр шигтгэгдсэн (embed.go) тул binary дангаараа ажиллана.</w:t>
+      </w:r>
+    </w:p>
+    <w:p>
+      <w:pPr>
+        <w:pStyle w:val="ListParagraph"/>
+        <w:numPr>
+          <w:ilvl w:val="0"/>
+          <w:numId w:val="1"/>
+        </w:numPr>
+        <w:spacing w:after="70" w:line="268"/>
+      </w:pPr>
+      <w:r>
+        <w:rPr>
+          <w:rFonts w:ascii="Calibri" w:cs="Calibri" w:eastAsia="Calibri" w:hAnsi="Calibri"/>
+        </w:rPr>
+        <w:t>• internal/rollup/ ШИНЭ пакет: Pod хэмжээнд тайлагдсан finding-ийг эзэмшигч controller (Deployment/StatefulSet/DaemonSet/Job/CronJob/ReplicaSet) руу зөөнө. dedup-аас ӨМНӨ ажиллана; зөвхөн тухайн canonical control дээр controller хэмжээний finding аль хэдийн байгаа, ижил namespace, мөн pod-ийн нэр Kubernetes-ийн үүсгэсэн дагавартай (rand.SafeEncodeString-ийн эгшиггүй алфавит) яг таарсан үед. --no-rollup флагаар болино; зөөлт metadata.rollup-д бүртгэгдэж, pod нэр evidence-д хадгалагдана.</w:t>
+      </w:r>
+    </w:p>
+    <w:p>
+      <w:pPr>
+        <w:pStyle w:val="ListParagraph"/>
+        <w:numPr>
+          <w:ilvl w:val="0"/>
+          <w:numId w:val="1"/>
+        </w:numPr>
+        <w:spacing w:after="70" w:line="268"/>
+      </w:pPr>
+      <w:r>
+        <w:rPr>
+          <w:rFonts w:ascii="Calibri" w:cs="Calibri" w:eastAsia="Calibri" w:hAnsi="Calibri"/>
+        </w:rPr>
+        <w:t>• Тест: 16 пакет (internal/rollup нэмэгдэв — 6 тест: эзэмшил, урт нэрийн давуу байдал, "api-canary" төрлийн хуурамч таарал, нотолгоо хадгалалт, dedup-той хамт).</w:t>
+      </w:r>
+    </w:p>
+    <w:p>
+      <w:pPr>
+        <w:pStyle w:val="ListParagraph"/>
+        <w:numPr>
+          <w:ilvl w:val="0"/>
+          <w:numId w:val="1"/>
+        </w:numPr>
+        <w:spacing w:after="70" w:line="268"/>
+      </w:pPr>
+      <w:r>
+        <w:rPr>
+          <w:rFonts w:ascii="Calibri" w:cs="Calibri" w:eastAsia="Calibri" w:hAnsi="Calibri"/>
+        </w:rPr>
+        <w:t>• Хавтасны бүтэц: parser/, normalizer/, scoring/, audit/, config/, tests/ гэсэн нэрс #2-т төлөвлөсөн хэлбэр байсан. Бодит код: internal/{cli,orchestrator,rollup,scanner/*,canonical,dedup,blindshot,risk,mitre,policy,report/{json,sarif,html},finding,version}; тест нь пакет тус бүрийн *_test.go дотор, testdata/ дор fixture.</w:t>
       </w:r>
     </w:p>
     <w:sectPr>

--- a/docs/06_Repository-Structure.docx
+++ b/docs/06_Repository-Structure.docx
@@ -128,7 +128,7 @@
           <w:sz w:val="18"/>
           <w:szCs w:val="18"/>
         </w:rPr>
-        <w:t xml:space="preserve">Professional Security Service &amp; Audit LLC</w:t>
+        <w:t>Enkhbat.O — Security Analyst</w:t>
       </w:r>
     </w:p>
     <w:p>
